--- a/document/comment-list/sample.docx
+++ b/document/comment-list/sample.docx
@@ -1,12 +1,14 @@
 
 <file path=word/document.xml><?xml version="1.0" encoding="utf-8"?>
-<w:document xmlns="http://schemas.openxmlformats.org/wordprocessingml/2006/main" xmlns:a="http://schemas.openxmlformats.org/drawingml/2006/main" xmlns:m="http://schemas.openxmlformats.org/officeDocument/2006/math" xmlns:ma="http://schemas.openxmlformats.org/schemaLibrary/2006/main" xmlns:mc="http://schemas.openxmlformats.org/markup-compatibility/2006" xmlns:pic="http://schemas.openxmlformats.org/drawingml/2006/picture" xmlns:r="http://schemas.openxmlformats.org/officeDocument/2006/relationships" xmlns:s="http://schemas.openxmlformats.org/officeDocument/2006/sharedTypes" xmlns:w="http://schemas.openxmlformats.org/wordprocessingml/2006/main" xmlns:wp="http://schemas.openxmlformats.org/drawingml/2006/wordprocessingDrawing" xmlns:wps="http://schemas.microsoft.com/office/word/2010/wordprocessingShape" xmlns:xml="http://www.w3.org/XML/1998/namespace" w:conformance="transitional">
+<w:document xmlns="http://schemas.openxmlformats.org/wordprocessingml/2006/main" xmlns:a="http://schemas.openxmlformats.org/drawingml/2006/main" xmlns:m="http://schemas.openxmlformats.org/officeDocument/2006/math" xmlns:ma="http://schemas.openxmlformats.org/schemaLibrary/2006/main" xmlns:mc="http://schemas.openxmlformats.org/markup-compatibility/2006" xmlns:pic="http://schemas.openxmlformats.org/drawingml/2006/picture" xmlns:r="http://schemas.openxmlformats.org/officeDocument/2006/relationships" xmlns:w="http://schemas.openxmlformats.org/wordprocessingml/2006/main" xmlns:w14="http://schemas.microsoft.com/office/word/2010/wordml" xmlns:wp="http://schemas.openxmlformats.org/drawingml/2006/wordprocessingDrawing" xmlns:wps="http://schemas.microsoft.com/office/word/2010/wordprocessingShape" xmlns:xml="http://www.w3.org/XML/1998/namespace" w:conformance="transitional">
   <w:body>
     <w:p>
       <w:pPr>
         <w:spacing w:after="400"/>
       </w:pPr>
       <w:commentRangeStart w:id="1"/>
+      <w:commentRangeStart w:id="2"/>
+      <w:commentRangeStart w:id="3"/>
       <w:r>
         <w:t>Lorem</w:t>
       </w:r>
@@ -16,6 +18,20 @@
           <w:rStyle w:val="CommentReference"/>
         </w:rPr>
         <w:commentReference w:id="1"/>
+      </w:r>
+      <w:commentRangeEnd w:id="2"/>
+      <w:r>
+        <w:rPr>
+          <w:rStyle w:val="CommentReference"/>
+        </w:rPr>
+        <w:commentReference w:id="2"/>
+      </w:r>
+      <w:commentRangeEnd w:id="3"/>
+      <w:r>
+        <w:rPr>
+          <w:rStyle w:val="CommentReference"/>
+        </w:rPr>
+        <w:commentReference w:id="3"/>
       </w:r>
       <w:r>
         <w:t xml:space="preserve"> ipsum dolor sit amet consectetur adipiscing elit, urna consequat felis vehicula class ultricies mollis dictumst, aenean non a in donec nulla.</w:t>
@@ -28,7 +44,7 @@
       <w:r>
         <w:t xml:space="preserve">Phasellus ante pellentesque erat cum risus consequat imperdiet aliquam, </w:t>
       </w:r>
-      <w:commentRangeStart w:id="2"/>
+      <w:commentRangeStart w:id="4"/>
       <w:r>
         <w:t>integer placerat et turpis mi eros nec lobortis taciti, vehicula nisl litora tellus ligula porttitor metus.</w:t>
       </w:r>
@@ -40,12 +56,12 @@
       <w:r>
         <w:t>Dapibus imperdiet praesent magnis ridiculus congue gravida curabitur dictum sagittis, enim et magna sit inceptos sodales parturient pharetra mollis, aenean vel nostra tellus commodo pretium sapien sociosqu.</w:t>
       </w:r>
-      <w:commentRangeEnd w:id="2"/>
-      <w:r>
-        <w:rPr>
-          <w:rStyle w:val="CommentReference"/>
-        </w:rPr>
-        <w:commentReference w:id="2"/>
+      <w:commentRangeEnd w:id="4"/>
+      <w:r>
+        <w:rPr>
+          <w:rStyle w:val="CommentReference"/>
+        </w:rPr>
+        <w:commentReference w:id="4"/>
       </w:r>
     </w:p>
   </w:body>
@@ -53,8 +69,8 @@
 </file>
 
 <file path=word/comments.xml><?xml version="1.0" encoding="utf-8"?>
-<w:comments xmlns="http://schemas.openxmlformats.org/wordprocessingml/2006/main" xmlns:a="http://schemas.openxmlformats.org/drawingml/2006/main" xmlns:m="http://schemas.openxmlformats.org/officeDocument/2006/math" xmlns:ma="http://schemas.openxmlformats.org/schemaLibrary/2006/main" xmlns:pic="http://schemas.openxmlformats.org/drawingml/2006/picture" xmlns:r="http://schemas.openxmlformats.org/officeDocument/2006/relationships" xmlns:s="http://schemas.openxmlformats.org/officeDocument/2006/sharedTypes" xmlns:w="http://schemas.openxmlformats.org/wordprocessingml/2006/main" xmlns:wp="http://schemas.openxmlformats.org/drawingml/2006/wordprocessingDrawing" xmlns:xml="http://www.w3.org/XML/1998/namespace">
-  <w:comment w:initials="UU" w:author="UniOffice User" w:date="2025-02-06T19:23:29+07:00" w:id="1">
+<w:comments xmlns="http://schemas.openxmlformats.org/wordprocessingml/2006/main" xmlns:a="http://schemas.openxmlformats.org/drawingml/2006/main" xmlns:m="http://schemas.openxmlformats.org/officeDocument/2006/math" xmlns:ma="http://schemas.openxmlformats.org/schemaLibrary/2006/main" xmlns:pic="http://schemas.openxmlformats.org/drawingml/2006/picture" xmlns:r="http://schemas.openxmlformats.org/officeDocument/2006/relationships" xmlns:w="http://schemas.openxmlformats.org/wordprocessingml/2006/main" xmlns:w14="http://schemas.microsoft.com/office/word/2010/wordml" xmlns:wp="http://schemas.openxmlformats.org/drawingml/2006/wordprocessingDrawing" xmlns:xml="http://www.w3.org/XML/1998/namespace">
+  <w:comment w:initials="UU" w:author="UniOffice User" w:date="2026-08-13T08:47:12+02:00" w:id="1">
     <w:p>
       <w:pPr>
         <w:pStyle w:val="CommentText"/>
@@ -75,7 +91,49 @@
       </w:r>
     </w:p>
   </w:comment>
-  <w:comment w:initials="OU" w:author="Other User" w:date="2025-02-06T19:23:29+07:00" w:id="2">
+  <w:comment w:initials="RO" w:author="Reviewer One" w:date="2026-08-13T08:47:12+02:00" w:id="2">
+    <w:p>
+      <w:pPr>
+        <w:pStyle w:val="CommentText"/>
+        <w:rPr/>
+      </w:pPr>
+      <w:r>
+        <w:rPr>
+          <w:rStyle w:val="CommentReference"/>
+        </w:rPr>
+        <w:annotationRef/>
+      </w:r>
+      <w:r>
+        <w:rPr>
+          <w:sz w:val="32"/>
+          <w:szCs w:val="32"/>
+        </w:rPr>
+        <w:t>I agree, this should be simplified.</w:t>
+      </w:r>
+    </w:p>
+  </w:comment>
+  <w:comment w:initials="UU" w:author="UniOffice User" w:date="2026-08-13T08:47:12+02:00" w:id="3">
+    <w:p>
+      <w:pPr>
+        <w:pStyle w:val="CommentText"/>
+        <w:rPr/>
+      </w:pPr>
+      <w:r>
+        <w:rPr>
+          <w:rStyle w:val="CommentReference"/>
+        </w:rPr>
+        <w:annotationRef/>
+      </w:r>
+      <w:r>
+        <w:rPr>
+          <w:sz w:val="32"/>
+          <w:szCs w:val="32"/>
+        </w:rPr>
+        <w:t>Good point, updating it now.</w:t>
+      </w:r>
+    </w:p>
+  </w:comment>
+  <w:comment w:initials="OU" w:author="Other User" w:date="2026-08-13T08:47:12+02:00" w:id="4">
     <w:p>
       <w:pPr>
         <w:pStyle w:val="CommentText"/>
@@ -99,8 +157,24 @@
 </w:comments>
 </file>
 
+<file path=word/commentsExtended.xml><?xml version="1.0" encoding="utf-8"?>
+<w15:commentsEx xmlns="http://schemas.microsoft.com/office/word/2012/wordml" xmlns:w14="http://schemas.microsoft.com/office/word/2010/wordml" xmlns:w15="http://schemas.microsoft.com/office/word/2012/wordml" xmlns:xml="http://www.w3.org/XML/1998/namespace">
+  <w15:commentEx w15:paraId="20A258B3" w15:done="true"/>
+  <w15:commentEx w15:paraId="60E87844" w15:paraIdParent="20A258B3" w15:done="false"/>
+  <w15:commentEx w15:paraId="1CFF3E9F" w15:paraIdParent="20A258B3" w15:done="false"/>
+</w15:commentsEx>
+</file>
+
+<file path=word/commentsIds.xml><?xml version="1.0" encoding="utf-8"?>
+<cid:commentsIds xmlns="http://schemas.microsoft.com/office/word/2016/wordml/cid" xmlns:cid="http://schemas.microsoft.com/office/word/2016/wordml/cid" xmlns:w14="http://schemas.microsoft.com/office/word/2010/wordml" xmlns:xml="http://www.w3.org/XML/1998/namespace">
+  <cid:commentId cid:paraId="20A258B3" cid:durableId="03C3E1D9"/>
+  <cid:commentId cid:paraId="60E87844" cid:durableId="2B65A23F"/>
+  <cid:commentId cid:paraId="1CFF3E9F" cid:durableId="4ED8C346"/>
+</cid:commentsIds>
+</file>
+
 <file path=word/numbering.xml><?xml version="1.0" encoding="utf-8"?>
-<w:numbering xmlns="http://schemas.openxmlformats.org/wordprocessingml/2006/main" xmlns:a="http://schemas.openxmlformats.org/drawingml/2006/main" xmlns:m="http://schemas.openxmlformats.org/officeDocument/2006/math" xmlns:ma="http://schemas.openxmlformats.org/schemaLibrary/2006/main" xmlns:pic="http://schemas.openxmlformats.org/drawingml/2006/picture" xmlns:r="http://schemas.openxmlformats.org/officeDocument/2006/relationships" xmlns:s="http://schemas.openxmlformats.org/officeDocument/2006/sharedTypes" xmlns:w="http://schemas.openxmlformats.org/wordprocessingml/2006/main" xmlns:wp="http://schemas.openxmlformats.org/drawingml/2006/wordprocessingDrawing" xmlns:xml="http://www.w3.org/XML/1998/namespace">
+<w:numbering xmlns="http://schemas.openxmlformats.org/wordprocessingml/2006/main" xmlns:a="http://schemas.openxmlformats.org/drawingml/2006/main" xmlns:m="http://schemas.openxmlformats.org/officeDocument/2006/math" xmlns:ma="http://schemas.openxmlformats.org/schemaLibrary/2006/main" xmlns:pic="http://schemas.openxmlformats.org/drawingml/2006/picture" xmlns:r="http://schemas.openxmlformats.org/officeDocument/2006/relationships" xmlns:w="http://schemas.openxmlformats.org/wordprocessingml/2006/main" xmlns:w14="http://schemas.microsoft.com/office/word/2010/wordml" xmlns:wp="http://schemas.openxmlformats.org/drawingml/2006/wordprocessingDrawing" xmlns:xml="http://www.w3.org/XML/1998/namespace">
   <w:abstractNum w:abstractNumId="1">
     <w:multiLevelType w:val="hybridMultilevel"/>
     <w:lvl w:ilvl="0">
@@ -228,7 +302,7 @@
 </file>
 
 <file path=word/styles.xml><?xml version="1.0" encoding="utf-8"?>
-<w:styles xmlns="http://schemas.openxmlformats.org/wordprocessingml/2006/main" xmlns:a="http://schemas.openxmlformats.org/drawingml/2006/main" xmlns:m="http://schemas.openxmlformats.org/officeDocument/2006/math" xmlns:ma="http://schemas.openxmlformats.org/schemaLibrary/2006/main" xmlns:pic="http://schemas.openxmlformats.org/drawingml/2006/picture" xmlns:r="http://schemas.openxmlformats.org/officeDocument/2006/relationships" xmlns:s="http://schemas.openxmlformats.org/officeDocument/2006/sharedTypes" xmlns:w="http://schemas.openxmlformats.org/wordprocessingml/2006/main" xmlns:wp="http://schemas.openxmlformats.org/drawingml/2006/wordprocessingDrawing" xmlns:xml="http://www.w3.org/XML/1998/namespace">
+<w:styles xmlns="http://schemas.openxmlformats.org/wordprocessingml/2006/main" xmlns:a="http://schemas.openxmlformats.org/drawingml/2006/main" xmlns:m="http://schemas.openxmlformats.org/officeDocument/2006/math" xmlns:ma="http://schemas.openxmlformats.org/schemaLibrary/2006/main" xmlns:pic="http://schemas.openxmlformats.org/drawingml/2006/picture" xmlns:r="http://schemas.openxmlformats.org/officeDocument/2006/relationships" xmlns:w="http://schemas.openxmlformats.org/wordprocessingml/2006/main" xmlns:w14="http://schemas.microsoft.com/office/word/2010/wordml" xmlns:wp="http://schemas.openxmlformats.org/drawingml/2006/wordprocessingDrawing" xmlns:xml="http://www.w3.org/XML/1998/namespace">
   <w:docDefaults>
     <w:rPrDefault>
       <w:rPr>
